--- a/ERP Plan/MSCAST ERP - Implementation Report.docx
+++ b/ERP Plan/MSCAST ERP - Implementation Report.docx
@@ -1427,7 +1427,16 @@
         <w:t xml:space="preserve"> </w:t>
       </w:r>
       <w:r>
-        <w:t xml:space="preserve">field the payment block reads, so certifying through the workflow is what unlocks payment — no parallel truth</w:t>
+        <w:t xml:space="preserve">field the payment block reads, so certifying through the workflow is what unlocks payment — no parallel truth. The block sits in application code (</w:t>
+      </w:r>
+      <w:r>
+        <w:rPr>
+          <w:rStyle w:val="VerbatimChar"/>
+        </w:rPr>
+        <w:t xml:space="preserve">mscast_erp.controls.brm_payment</w:t>
+      </w:r>
+      <w:r>
+        <w:t xml:space="preserve">) on both Payment Entry and Journal Entry, not in a screen-edited script</w:t>
       </w:r>
     </w:p>
     <w:p>
@@ -1692,7 +1701,7 @@
         <w:t xml:space="preserve"> </w:t>
       </w:r>
       <w:r>
-        <w:t xml:space="preserve">no ledger entry without a cost centre; the BRM payment block actually refuses an uncertified bill</w:t>
+        <w:t xml:space="preserve">no ledger entry without a cost centre; the BRM payment block actually refuses an uncertified bill on all six routes tested</w:t>
       </w:r>
       <w:r>
         <w:t xml:space="preserve"> </w:t>
@@ -1738,14 +1747,14 @@
           <w:iCs/>
           <w:i/>
         </w:rPr>
-        <w:t xml:space="preserve">27 checks</w:t>
-      </w:r>
-      <w:r>
-        <w:rPr>
-          <w:iCs/>
-          <w:i/>
-        </w:rPr>
-        <w:t xml:space="preserve">, in three steps, and the sequence is worth reading because each</w:t>
+        <w:t xml:space="preserve">31 checks</w:t>
+      </w:r>
+      <w:r>
+        <w:rPr>
+          <w:iCs/>
+          <w:i/>
+        </w:rPr>
+        <w:t xml:space="preserve">, in four steps, and the sequence is worth reading because each</w:t>
       </w:r>
       <w:r>
         <w:rPr>
@@ -4201,7 +4210,7 @@
         <w:pStyle w:val="Compact"/>
       </w:pPr>
       <w:r>
-        <w:t xml:space="preserve">Run the test harness and watch 27 checks report</w:t>
+        <w:t xml:space="preserve">Run the test harness and watch 31 checks report</w:t>
       </w:r>
       <w:r>
         <w:t xml:space="preserve"> </w:t>
@@ -4211,7 +4220,7 @@
           <w:bCs/>
           <w:b/>
         </w:rPr>
-        <w:t xml:space="preserve">25 pass, 2 expected warnings, 0 failures</w:t>
+        <w:t xml:space="preserve">29 pass, 2 expected warnings, 0 failures</w:t>
       </w:r>
       <w:r>
         <w:t xml:space="preserve"> </w:t>

--- a/ERP Plan/MSCAST ERP - Implementation Report.docx
+++ b/ERP Plan/MSCAST ERP - Implementation Report.docx
@@ -1747,14 +1747,14 @@
           <w:iCs/>
           <w:i/>
         </w:rPr>
-        <w:t xml:space="preserve">31 checks</w:t>
-      </w:r>
-      <w:r>
-        <w:rPr>
-          <w:iCs/>
-          <w:i/>
-        </w:rPr>
-        <w:t xml:space="preserve">, in four steps, and the sequence is worth reading because each</w:t>
+        <w:t xml:space="preserve">37 checks</w:t>
+      </w:r>
+      <w:r>
+        <w:rPr>
+          <w:iCs/>
+          <w:i/>
+        </w:rPr>
+        <w:t xml:space="preserve">, in several steps, and the sequence is worth reading because each</w:t>
       </w:r>
       <w:r>
         <w:rPr>
@@ -2226,7 +2226,7 @@
           <w:iCs/>
           <w:i/>
         </w:rPr>
-        <w:t xml:space="preserve">25 pass, 2 warn, 0 fail of 27</w:t>
+        <w:t xml:space="preserve">35 pass, 2 warn, 0 fail of 37</w:t>
       </w:r>
       <w:r>
         <w:rPr>
@@ -4210,7 +4210,7 @@
         <w:pStyle w:val="Compact"/>
       </w:pPr>
       <w:r>
-        <w:t xml:space="preserve">Run the test harness and watch 31 checks report</w:t>
+        <w:t xml:space="preserve">Run the test harness and watch 37 checks report</w:t>
       </w:r>
       <w:r>
         <w:t xml:space="preserve"> </w:t>
@@ -4220,7 +4220,7 @@
           <w:bCs/>
           <w:b/>
         </w:rPr>
-        <w:t xml:space="preserve">29 pass, 2 expected warnings, 0 failures</w:t>
+        <w:t xml:space="preserve">35 pass, 2 expected warnings, 0 failures</w:t>
       </w:r>
       <w:r>
         <w:t xml:space="preserve"> </w:t>
